--- a/materialien/Welt6_Zeitmaschine/2_Akten/KR_W6_Akte2_Eves_Chiffre.docx
+++ b/materialien/Welt6_Zeitmaschine/2_Akten/KR_W6_Akte2_Eves_Chiffre.docx
@@ -169,7 +169,7 @@
               <w:rPr>
                 <w:rFonts w:ascii="Georgia" w:hAnsi="Georgia" w:cs="Georgia" w:eastAsia="Georgia"/>
                 <w:b/>
-                <w:color w:val="8A5F1A"/>
+                <w:color w:val="14213D"/>
                 <w:sz w:val="34"/>
               </w:rPr>
               <w:t>Eves Chiffre</w:t>
@@ -459,7 +459,7 @@
               <w:rPr>
                 <w:rFonts w:ascii="Georgia" w:hAnsi="Georgia" w:cs="Georgia" w:eastAsia="Georgia"/>
                 <w:b/>
-                <w:color w:val="8A5F1A"/>
+                <w:color w:val="14213D"/>
                 <w:spacing w:val="16"/>
                 <w:sz w:val="21"/>
               </w:rPr>
@@ -1038,7 +1038,7 @@
               <w:rPr>
                 <w:rFonts w:ascii="Georgia" w:hAnsi="Georgia" w:cs="Georgia" w:eastAsia="Georgia"/>
                 <w:b/>
-                <w:color w:val="8A5F1A"/>
+                <w:color w:val="14213D"/>
                 <w:spacing w:val="16"/>
                 <w:sz w:val="21"/>
               </w:rPr>
@@ -1055,7 +1055,7 @@
                 <w:rFonts w:ascii="Georgia" w:hAnsi="Georgia" w:cs="Georgia" w:eastAsia="Georgia"/>
                 <w:b/>
                 <w:i w:val="0"/>
-                <w:color w:val="8A5F1A"/>
+                <w:color w:val="14213D"/>
                 <w:sz w:val="24"/>
               </w:rPr>
               <w:t>Beispiel: Klartext „mitternachtsuhr“, t = 3, Pendelwort ZEIT</w:t>
@@ -2696,7 +2696,7 @@
               <w:rPr>
                 <w:rFonts w:ascii="Georgia" w:hAnsi="Georgia" w:cs="Georgia" w:eastAsia="Georgia"/>
                 <w:b/>
-                <w:color w:val="8A5F1A"/>
+                <w:color w:val="14213D"/>
                 <w:spacing w:val="16"/>
                 <w:sz w:val="21"/>
               </w:rPr>
@@ -2715,7 +2715,7 @@
               <w:rPr>
                 <w:rFonts w:ascii="Calibri" w:hAnsi="Calibri" w:cs="Calibri" w:eastAsia="Calibri"/>
                 <w:b/>
-                <w:color w:val="8A5F1A"/>
+                <w:color w:val="14213D"/>
                 <w:sz w:val="22"/>
               </w:rPr>
               <w:t>1.</w:t>
@@ -2754,7 +2754,7 @@
               <w:rPr>
                 <w:rFonts w:ascii="Calibri" w:hAnsi="Calibri" w:cs="Calibri" w:eastAsia="Calibri"/>
                 <w:b/>
-                <w:color w:val="8A5F1A"/>
+                <w:color w:val="14213D"/>
                 <w:sz w:val="22"/>
               </w:rPr>
               <w:t>2.</w:t>
@@ -2793,7 +2793,7 @@
               <w:rPr>
                 <w:rFonts w:ascii="Calibri" w:hAnsi="Calibri" w:cs="Calibri" w:eastAsia="Calibri"/>
                 <w:b/>
-                <w:color w:val="8A5F1A"/>
+                <w:color w:val="14213D"/>
                 <w:sz w:val="22"/>
               </w:rPr>
               <w:t>3.</w:t>
@@ -2832,7 +2832,7 @@
               <w:rPr>
                 <w:rFonts w:ascii="Calibri" w:hAnsi="Calibri" w:cs="Calibri" w:eastAsia="Calibri"/>
                 <w:b/>
-                <w:color w:val="8A5F1A"/>
+                <w:color w:val="14213D"/>
                 <w:sz w:val="22"/>
               </w:rPr>
               <w:t>4.</w:t>
@@ -2871,7 +2871,7 @@
               <w:rPr>
                 <w:rFonts w:ascii="Calibri" w:hAnsi="Calibri" w:cs="Calibri" w:eastAsia="Calibri"/>
                 <w:b/>
-                <w:color w:val="8A5F1A"/>
+                <w:color w:val="14213D"/>
                 <w:sz w:val="22"/>
               </w:rPr>
               <w:t>5.</w:t>
@@ -3270,7 +3270,7 @@
               <w:rPr>
                 <w:rFonts w:ascii="Georgia" w:hAnsi="Georgia" w:cs="Georgia" w:eastAsia="Georgia"/>
                 <w:b/>
-                <w:color w:val="8A5F1A"/>
+                <w:color w:val="14213D"/>
                 <w:spacing w:val="16"/>
                 <w:sz w:val="21"/>
               </w:rPr>
@@ -3288,7 +3288,7 @@
             <w:r>
               <w:rPr>
                 <w:rFonts w:ascii="Calibri" w:hAnsi="Calibri" w:cs="Calibri" w:eastAsia="Calibri"/>
-                <w:color w:val="8A5F1A"/>
+                <w:color w:val="14213D"/>
                 <w:sz w:val="22"/>
               </w:rPr>
               <w:t>•</w:t>
@@ -3326,7 +3326,7 @@
             <w:r>
               <w:rPr>
                 <w:rFonts w:ascii="Calibri" w:hAnsi="Calibri" w:cs="Calibri" w:eastAsia="Calibri"/>
-                <w:color w:val="8A5F1A"/>
+                <w:color w:val="14213D"/>
                 <w:sz w:val="22"/>
               </w:rPr>
               <w:t>•</w:t>
@@ -3364,7 +3364,7 @@
             <w:r>
               <w:rPr>
                 <w:rFonts w:ascii="Calibri" w:hAnsi="Calibri" w:cs="Calibri" w:eastAsia="Calibri"/>
-                <w:color w:val="8A5F1A"/>
+                <w:color w:val="14213D"/>
                 <w:sz w:val="22"/>
               </w:rPr>
               <w:t>•</w:t>
@@ -3402,7 +3402,7 @@
             <w:r>
               <w:rPr>
                 <w:rFonts w:ascii="Calibri" w:hAnsi="Calibri" w:cs="Calibri" w:eastAsia="Calibri"/>
-                <w:color w:val="8A5F1A"/>
+                <w:color w:val="14213D"/>
                 <w:sz w:val="22"/>
               </w:rPr>
               <w:t>•</w:t>
@@ -3440,7 +3440,7 @@
             <w:r>
               <w:rPr>
                 <w:rFonts w:ascii="Calibri" w:hAnsi="Calibri" w:cs="Calibri" w:eastAsia="Calibri"/>
-                <w:color w:val="8A5F1A"/>
+                <w:color w:val="14213D"/>
                 <w:sz w:val="22"/>
               </w:rPr>
               <w:t>•</w:t>
@@ -3562,7 +3562,7 @@
             <w:r>
               <w:rPr>
                 <w:rFonts w:ascii="Calibri" w:hAnsi="Calibri" w:cs="Calibri" w:eastAsia="Calibri"/>
-                <w:color w:val="B07D2B"/>
+                <w:color w:val="8A5F1A"/>
                 <w:sz w:val="20"/>
               </w:rPr>
               <w:t xml:space="preserve">  ★</w:t>
@@ -3780,7 +3780,7 @@
             <w:r>
               <w:rPr>
                 <w:rFonts w:ascii="Calibri" w:hAnsi="Calibri" w:cs="Calibri" w:eastAsia="Calibri"/>
-                <w:color w:val="B07D2B"/>
+                <w:color w:val="8A5F1A"/>
                 <w:sz w:val="20"/>
               </w:rPr>
               <w:t xml:space="preserve">  ★★</w:t>
@@ -5739,7 +5739,7 @@
             <w:r>
               <w:rPr>
                 <w:rFonts w:ascii="Calibri" w:hAnsi="Calibri" w:cs="Calibri" w:eastAsia="Calibri"/>
-                <w:color w:val="B07D2B"/>
+                <w:color w:val="8A5F1A"/>
                 <w:sz w:val="20"/>
               </w:rPr>
               <w:t xml:space="preserve">  ★★</w:t>
@@ -7312,7 +7312,7 @@
             <w:r>
               <w:rPr>
                 <w:rFonts w:ascii="Calibri" w:hAnsi="Calibri" w:cs="Calibri" w:eastAsia="Calibri"/>
-                <w:color w:val="B07D2B"/>
+                <w:color w:val="8A5F1A"/>
                 <w:sz w:val="20"/>
               </w:rPr>
               <w:t xml:space="preserve">  ★★</w:t>
@@ -7938,7 +7938,7 @@
             <w:r>
               <w:rPr>
                 <w:rFonts w:ascii="Calibri" w:hAnsi="Calibri" w:cs="Calibri" w:eastAsia="Calibri"/>
-                <w:color w:val="B07D2B"/>
+                <w:color w:val="8A5F1A"/>
                 <w:sz w:val="20"/>
               </w:rPr>
               <w:t xml:space="preserve">  ★★★</w:t>
@@ -8244,7 +8244,7 @@
             <w:r>
               <w:rPr>
                 <w:rFonts w:ascii="Calibri" w:hAnsi="Calibri" w:cs="Calibri" w:eastAsia="Calibri"/>
-                <w:color w:val="B07D2B"/>
+                <w:color w:val="8A5F1A"/>
                 <w:sz w:val="20"/>
               </w:rPr>
               <w:t xml:space="preserve">  ★★</w:t>
@@ -9262,7 +9262,7 @@
               <w:rPr>
                 <w:rFonts w:ascii="Georgia" w:hAnsi="Georgia" w:cs="Georgia" w:eastAsia="Georgia"/>
                 <w:b/>
-                <w:color w:val="8A5F1A"/>
+                <w:color w:val="14213D"/>
                 <w:spacing w:val="16"/>
                 <w:sz w:val="21"/>
               </w:rPr>

--- a/materialien/Welt6_Zeitmaschine/2_Akten/KR_W6_Akte2_Eves_Chiffre.docx
+++ b/materialien/Welt6_Zeitmaschine/2_Akten/KR_W6_Akte2_Eves_Chiffre.docx
@@ -801,13 +801,13 @@
                         </w:pPr>
                         <w:r>
                           <w:rPr>
-                            <w:rFonts w:ascii="Consolas" w:hAnsi="Consolas" w:cs="Consolas" w:eastAsia="Consolas"/>
+                            <w:rFonts w:ascii="Calibri" w:hAnsi="Calibri" w:cs="Calibri" w:eastAsia="Calibri"/>
                             <w:b w:val="0"/>
                             <w:i w:val="0"/>
                             <w:color w:val="1B1B1F"/>
                             <w:sz w:val="20"/>
                           </w:rPr>
-                          <w:t>0 5 2 7 4 1 6 3</w:t>
+                          <w:t>(selbst bestimmen)</w:t>
                         </w:r>
                       </w:p>
                     </w:tc>
@@ -859,13 +859,13 @@
                         </w:pPr>
                         <w:r>
                           <w:rPr>
-                            <w:rFonts w:ascii="Consolas" w:hAnsi="Consolas" w:cs="Consolas" w:eastAsia="Consolas"/>
+                            <w:rFonts w:ascii="Calibri" w:hAnsi="Calibri" w:cs="Calibri" w:eastAsia="Calibri"/>
                             <w:b w:val="0"/>
                             <w:i w:val="0"/>
                             <w:color w:val="1B1B1F"/>
                             <w:sz w:val="20"/>
                           </w:rPr>
-                          <w:t>0 7 6 5 4 3 2 1</w:t>
+                          <w:t>(selbst bestimmen)</w:t>
                         </w:r>
                       </w:p>
                     </w:tc>
@@ -7513,7 +7513,7 @@
           <w:color w:val="1B1B1F"/>
           <w:sz w:val="22"/>
         </w:rPr>
-        <w:t xml:space="preserve">Schreibe das Pendel zu ZEIT und zu EVE für 12 Zeichen aus. Gib jeweils die Periode an und </w:t>
+        <w:t xml:space="preserve">Schreibe das Pendel zu MOND und zu EVE für 12 Zeichen aus. Gib jeweils die Periode an und </w:t>
       </w:r>
       <w:r>
         <w:rPr>
@@ -9835,16 +9835,6 @@
                   <w:pPr>
                     <w:spacing w:before="0" w:after="0"/>
                   </w:pPr>
-                  <w:r>
-                    <w:rPr>
-                      <w:rFonts w:ascii="Consolas" w:hAnsi="Consolas" w:cs="Consolas" w:eastAsia="Consolas"/>
-                      <w:b w:val="0"/>
-                      <w:i w:val="0"/>
-                      <w:color w:val="1B1B1F"/>
-                      <w:sz w:val="20"/>
-                    </w:rPr>
-                    <w:t>0 5 2 7 4 1 6 3</w:t>
-                  </w:r>
                 </w:p>
               </w:tc>
               <w:tc>
@@ -9861,16 +9851,6 @@
                   <w:pPr>
                     <w:spacing w:before="0" w:after="0"/>
                   </w:pPr>
-                  <w:r>
-                    <w:rPr>
-                      <w:rFonts w:ascii="Consolas" w:hAnsi="Consolas" w:cs="Consolas" w:eastAsia="Consolas"/>
-                      <w:b w:val="0"/>
-                      <w:i w:val="0"/>
-                      <w:color w:val="1B1B1F"/>
-                      <w:sz w:val="20"/>
-                    </w:rPr>
-                    <w:t>0 5 2 7 4 1 6 3</w:t>
-                  </w:r>
                 </w:p>
               </w:tc>
             </w:tr>
@@ -9919,16 +9899,6 @@
                   <w:pPr>
                     <w:spacing w:before="0" w:after="0"/>
                   </w:pPr>
-                  <w:r>
-                    <w:rPr>
-                      <w:rFonts w:ascii="Consolas" w:hAnsi="Consolas" w:cs="Consolas" w:eastAsia="Consolas"/>
-                      <w:b w:val="0"/>
-                      <w:i w:val="0"/>
-                      <w:color w:val="1B1B1F"/>
-                      <w:sz w:val="20"/>
-                    </w:rPr>
-                    <w:t>0 7 6 5 4 3 2 1</w:t>
-                  </w:r>
                 </w:p>
               </w:tc>
               <w:tc>
@@ -9945,16 +9915,6 @@
                   <w:pPr>
                     <w:spacing w:before="0" w:after="0"/>
                   </w:pPr>
-                  <w:r>
-                    <w:rPr>
-                      <w:rFonts w:ascii="Consolas" w:hAnsi="Consolas" w:cs="Consolas" w:eastAsia="Consolas"/>
-                      <w:b w:val="0"/>
-                      <w:i w:val="0"/>
-                      <w:color w:val="1B1B1F"/>
-                      <w:sz w:val="20"/>
-                    </w:rPr>
-                    <w:t>0 7 6 5 4 3 2 1</w:t>
-                  </w:r>
                 </w:p>
               </w:tc>
             </w:tr>

--- a/materialien/Welt6_Zeitmaschine/2_Akten/KR_W6_Akte2_Eves_Chiffre.docx
+++ b/materialien/Welt6_Zeitmaschine/2_Akten/KR_W6_Akte2_Eves_Chiffre.docx
@@ -3574,7 +3574,7 @@
                 <w:color w:val="1B1B1F"/>
                 <w:sz w:val="24"/>
               </w:rPr>
-              <w:t xml:space="preserve">   Schritt 1: Nachrechnen</w:t>
+              <w:t xml:space="preserve">   Schritt 1: Nachrechnen – mit Falle</w:t>
             </w:r>
             <w:r>
               <w:t xml:space="preserve">  </w:t>
@@ -3616,7 +3616,7 @@
           <w:color w:val="1B1B1F"/>
           <w:sz w:val="22"/>
         </w:rPr>
-        <w:t>Rechne</w:t>
+        <w:t>Verschlüssele</w:t>
       </w:r>
       <w:r>
         <w:rPr>
@@ -3626,7 +3626,27 @@
           <w:color w:val="1B1B1F"/>
           <w:sz w:val="22"/>
         </w:rPr>
-        <w:t xml:space="preserve"> im Beispiel (Archivwissen 1) die ersten acht Geheimtextzeichen </w:t>
+        <w:t xml:space="preserve"> Block 1 des Beispiels (Archivwissen 1, Zwischentext nach dem Ring) mit der Folge </w:t>
+      </w:r>
+      <w:r>
+        <w:rPr>
+          <w:rFonts w:ascii="Consolas" w:hAnsi="Consolas" w:cs="Consolas" w:eastAsia="Consolas"/>
+          <w:b w:val="0"/>
+          <w:i w:val="0"/>
+          <w:color w:val="1B1B1F"/>
+          <w:sz w:val="22"/>
+        </w:rPr>
+        <w:t>ZEITZEIT</w:t>
+      </w:r>
+      <w:r>
+        <w:rPr>
+          <w:rFonts w:ascii="Calibri" w:hAnsi="Calibri" w:cs="Calibri" w:eastAsia="Calibri"/>
+          <w:b w:val="0"/>
+          <w:i w:val="0"/>
+          <w:color w:val="1B1B1F"/>
+          <w:sz w:val="22"/>
+        </w:rPr>
+        <w:t xml:space="preserve"> – das Pendelwort einfach wiederholt – und </w:t>
       </w:r>
       <w:r>
         <w:rPr>
@@ -3636,7 +3656,7 @@
           <w:color w:val="1B1B1F"/>
           <w:sz w:val="22"/>
         </w:rPr>
-        <w:t>nach</w:t>
+        <w:t>vergleiche</w:t>
       </w:r>
       <w:r>
         <w:rPr>
@@ -3646,7 +3666,7 @@
           <w:color w:val="1B1B1F"/>
           <w:sz w:val="22"/>
         </w:rPr>
-        <w:t>. Markiere die Stellen, an denen der Pendelbuchstabe Z verwendet wird, und gib an, um wie viele Stellen Z verschiebt.</w:t>
+        <w:t xml:space="preserve"> mit dem Geheimtext des Beispiels. Markiere im Beispiel die Stellen, an denen der Pendelbuchstabe Z verwendet wird, und gib an, um wie viele Stellen Z verschiebt.</w:t>
       </w:r>
     </w:p>
     <w:p>
@@ -8776,7 +8796,7 @@
                 <w:color w:val="1B1B1F"/>
                 <w:sz w:val="22"/>
               </w:rPr>
-              <w:t>GFWJR JVCSS BIVZO K</w:t>
+              <w:t>WIYDI WPVHS BZDIM H</w:t>
             </w:r>
             <w:r>
               <w:rPr>

--- a/materialien/Welt6_Zeitmaschine/2_Akten/KR_W6_Akte2_Eves_Chiffre.docx
+++ b/materialien/Welt6_Zeitmaschine/2_Akten/KR_W6_Akte2_Eves_Chiffre.docx
@@ -300,7 +300,7 @@
                 <w:color w:val="1B1B1F"/>
                 <w:sz w:val="22"/>
               </w:rPr>
-              <w:t>TAZLL ZZLYL VIHAV K</w:t>
+              <w:t>BLJLF ASPPI VLIUI N</w:t>
             </w:r>
             <w:r>
               <w:rPr>
@@ -400,7 +400,7 @@
                 <w:spacing w:val="24"/>
                 <w:sz w:val="28"/>
               </w:rPr>
-              <w:t>TAZLL ZZLYL VIHAV K</w:t>
+              <w:t>BLJLF ASPPI VLIUI N</w:t>
             </w:r>
           </w:p>
         </w:tc>
@@ -3874,7 +3874,7 @@
           <w:color w:val="1B1B1F"/>
           <w:sz w:val="22"/>
         </w:rPr>
-        <w:t>TAZLL ZZLYL VIHAV K</w:t>
+        <w:t>BLJLF ASPPI VLIUI N</w:t>
       </w:r>
       <w:r>
         <w:rPr>
@@ -3975,7 +3975,115 @@
                 <w:color w:val="1B1B1F"/>
                 <w:sz w:val="20"/>
               </w:rPr>
-              <w:t>T</w:t>
+              <w:t>B</w:t>
+            </w:r>
+          </w:p>
+        </w:tc>
+        <w:tc>
+          <w:tcPr>
+            <w:tcW w:type="dxa" w:w="465"/>
+            <w:tcMar>
+              <w:top w:w="30" w:type="dxa"/>
+              <w:start w:w="70" w:type="dxa"/>
+              <w:bottom w:w="30" w:type="dxa"/>
+              <w:end w:w="70" w:type="dxa"/>
+            </w:tcMar>
+          </w:tcPr>
+          <w:p>
+            <w:pPr>
+              <w:spacing w:before="0" w:after="0"/>
+              <w:jc w:val="center"/>
+            </w:pPr>
+            <w:r>
+              <w:rPr>
+                <w:rFonts w:ascii="Consolas" w:hAnsi="Consolas" w:cs="Consolas" w:eastAsia="Consolas"/>
+                <w:b w:val="0"/>
+                <w:i w:val="0"/>
+                <w:color w:val="1B1B1F"/>
+                <w:sz w:val="20"/>
+              </w:rPr>
+              <w:t>L</w:t>
+            </w:r>
+          </w:p>
+        </w:tc>
+        <w:tc>
+          <w:tcPr>
+            <w:tcW w:type="dxa" w:w="465"/>
+            <w:tcMar>
+              <w:top w:w="30" w:type="dxa"/>
+              <w:start w:w="70" w:type="dxa"/>
+              <w:bottom w:w="30" w:type="dxa"/>
+              <w:end w:w="70" w:type="dxa"/>
+            </w:tcMar>
+          </w:tcPr>
+          <w:p>
+            <w:pPr>
+              <w:spacing w:before="0" w:after="0"/>
+              <w:jc w:val="center"/>
+            </w:pPr>
+            <w:r>
+              <w:rPr>
+                <w:rFonts w:ascii="Consolas" w:hAnsi="Consolas" w:cs="Consolas" w:eastAsia="Consolas"/>
+                <w:b w:val="0"/>
+                <w:i w:val="0"/>
+                <w:color w:val="1B1B1F"/>
+                <w:sz w:val="20"/>
+              </w:rPr>
+              <w:t>J</w:t>
+            </w:r>
+          </w:p>
+        </w:tc>
+        <w:tc>
+          <w:tcPr>
+            <w:tcW w:type="dxa" w:w="465"/>
+            <w:tcMar>
+              <w:top w:w="30" w:type="dxa"/>
+              <w:start w:w="70" w:type="dxa"/>
+              <w:bottom w:w="30" w:type="dxa"/>
+              <w:end w:w="70" w:type="dxa"/>
+            </w:tcMar>
+          </w:tcPr>
+          <w:p>
+            <w:pPr>
+              <w:spacing w:before="0" w:after="0"/>
+              <w:jc w:val="center"/>
+            </w:pPr>
+            <w:r>
+              <w:rPr>
+                <w:rFonts w:ascii="Consolas" w:hAnsi="Consolas" w:cs="Consolas" w:eastAsia="Consolas"/>
+                <w:b w:val="0"/>
+                <w:i w:val="0"/>
+                <w:color w:val="1B1B1F"/>
+                <w:sz w:val="20"/>
+              </w:rPr>
+              <w:t>L</w:t>
+            </w:r>
+          </w:p>
+        </w:tc>
+        <w:tc>
+          <w:tcPr>
+            <w:tcW w:type="dxa" w:w="465"/>
+            <w:tcMar>
+              <w:top w:w="30" w:type="dxa"/>
+              <w:start w:w="70" w:type="dxa"/>
+              <w:bottom w:w="30" w:type="dxa"/>
+              <w:end w:w="70" w:type="dxa"/>
+            </w:tcMar>
+          </w:tcPr>
+          <w:p>
+            <w:pPr>
+              <w:spacing w:before="0" w:after="0"/>
+              <w:jc w:val="center"/>
+            </w:pPr>
+            <w:r>
+              <w:rPr>
+                <w:rFonts w:ascii="Consolas" w:hAnsi="Consolas" w:cs="Consolas" w:eastAsia="Consolas"/>
+                <w:b w:val="0"/>
+                <w:i w:val="0"/>
+                <w:color w:val="1B1B1F"/>
+                <w:sz w:val="20"/>
+              </w:rPr>
+              <w:t>F</w:t>
             </w:r>
           </w:p>
         </w:tc>
@@ -4029,7 +4137,115 @@
                 <w:color w:val="1B1B1F"/>
                 <w:sz w:val="20"/>
               </w:rPr>
-              <w:t>Z</w:t>
+              <w:t>S</w:t>
+            </w:r>
+          </w:p>
+        </w:tc>
+        <w:tc>
+          <w:tcPr>
+            <w:tcW w:type="dxa" w:w="465"/>
+            <w:tcMar>
+              <w:top w:w="30" w:type="dxa"/>
+              <w:start w:w="70" w:type="dxa"/>
+              <w:bottom w:w="30" w:type="dxa"/>
+              <w:end w:w="70" w:type="dxa"/>
+            </w:tcMar>
+          </w:tcPr>
+          <w:p>
+            <w:pPr>
+              <w:spacing w:before="0" w:after="0"/>
+              <w:jc w:val="center"/>
+            </w:pPr>
+            <w:r>
+              <w:rPr>
+                <w:rFonts w:ascii="Consolas" w:hAnsi="Consolas" w:cs="Consolas" w:eastAsia="Consolas"/>
+                <w:b w:val="0"/>
+                <w:i w:val="0"/>
+                <w:color w:val="1B1B1F"/>
+                <w:sz w:val="20"/>
+              </w:rPr>
+              <w:t>P</w:t>
+            </w:r>
+          </w:p>
+        </w:tc>
+        <w:tc>
+          <w:tcPr>
+            <w:tcW w:type="dxa" w:w="465"/>
+            <w:tcMar>
+              <w:top w:w="30" w:type="dxa"/>
+              <w:start w:w="70" w:type="dxa"/>
+              <w:bottom w:w="30" w:type="dxa"/>
+              <w:end w:w="70" w:type="dxa"/>
+            </w:tcMar>
+          </w:tcPr>
+          <w:p>
+            <w:pPr>
+              <w:spacing w:before="0" w:after="0"/>
+              <w:jc w:val="center"/>
+            </w:pPr>
+            <w:r>
+              <w:rPr>
+                <w:rFonts w:ascii="Consolas" w:hAnsi="Consolas" w:cs="Consolas" w:eastAsia="Consolas"/>
+                <w:b w:val="0"/>
+                <w:i w:val="0"/>
+                <w:color w:val="1B1B1F"/>
+                <w:sz w:val="20"/>
+              </w:rPr>
+              <w:t>P</w:t>
+            </w:r>
+          </w:p>
+        </w:tc>
+        <w:tc>
+          <w:tcPr>
+            <w:tcW w:type="dxa" w:w="465"/>
+            <w:tcMar>
+              <w:top w:w="30" w:type="dxa"/>
+              <w:start w:w="70" w:type="dxa"/>
+              <w:bottom w:w="30" w:type="dxa"/>
+              <w:end w:w="70" w:type="dxa"/>
+            </w:tcMar>
+          </w:tcPr>
+          <w:p>
+            <w:pPr>
+              <w:spacing w:before="0" w:after="0"/>
+              <w:jc w:val="center"/>
+            </w:pPr>
+            <w:r>
+              <w:rPr>
+                <w:rFonts w:ascii="Consolas" w:hAnsi="Consolas" w:cs="Consolas" w:eastAsia="Consolas"/>
+                <w:b w:val="0"/>
+                <w:i w:val="0"/>
+                <w:color w:val="1B1B1F"/>
+                <w:sz w:val="20"/>
+              </w:rPr>
+              <w:t>I</w:t>
+            </w:r>
+          </w:p>
+        </w:tc>
+        <w:tc>
+          <w:tcPr>
+            <w:tcW w:type="dxa" w:w="465"/>
+            <w:tcMar>
+              <w:top w:w="30" w:type="dxa"/>
+              <w:start w:w="70" w:type="dxa"/>
+              <w:bottom w:w="30" w:type="dxa"/>
+              <w:end w:w="70" w:type="dxa"/>
+            </w:tcMar>
+          </w:tcPr>
+          <w:p>
+            <w:pPr>
+              <w:spacing w:before="0" w:after="0"/>
+              <w:jc w:val="center"/>
+            </w:pPr>
+            <w:r>
+              <w:rPr>
+                <w:rFonts w:ascii="Consolas" w:hAnsi="Consolas" w:cs="Consolas" w:eastAsia="Consolas"/>
+                <w:b w:val="0"/>
+                <w:i w:val="0"/>
+                <w:color w:val="1B1B1F"/>
+                <w:sz w:val="20"/>
+              </w:rPr>
+              <w:t>V</w:t>
             </w:r>
           </w:p>
         </w:tc>
@@ -4083,7 +4299,7 @@
                 <w:color w:val="1B1B1F"/>
                 <w:sz w:val="20"/>
               </w:rPr>
-              <w:t>L</w:t>
+              <w:t>I</w:t>
             </w:r>
           </w:p>
         </w:tc>
@@ -4110,142 +4326,7 @@
                 <w:color w:val="1B1B1F"/>
                 <w:sz w:val="20"/>
               </w:rPr>
-              <w:t>Z</w:t>
-            </w:r>
-          </w:p>
-        </w:tc>
-        <w:tc>
-          <w:tcPr>
-            <w:tcW w:type="dxa" w:w="465"/>
-            <w:tcMar>
-              <w:top w:w="30" w:type="dxa"/>
-              <w:start w:w="70" w:type="dxa"/>
-              <w:bottom w:w="30" w:type="dxa"/>
-              <w:end w:w="70" w:type="dxa"/>
-            </w:tcMar>
-          </w:tcPr>
-          <w:p>
-            <w:pPr>
-              <w:spacing w:before="0" w:after="0"/>
-              <w:jc w:val="center"/>
-            </w:pPr>
-            <w:r>
-              <w:rPr>
-                <w:rFonts w:ascii="Consolas" w:hAnsi="Consolas" w:cs="Consolas" w:eastAsia="Consolas"/>
-                <w:b w:val="0"/>
-                <w:i w:val="0"/>
-                <w:color w:val="1B1B1F"/>
-                <w:sz w:val="20"/>
-              </w:rPr>
-              <w:t>Z</w:t>
-            </w:r>
-          </w:p>
-        </w:tc>
-        <w:tc>
-          <w:tcPr>
-            <w:tcW w:type="dxa" w:w="465"/>
-            <w:tcMar>
-              <w:top w:w="30" w:type="dxa"/>
-              <w:start w:w="70" w:type="dxa"/>
-              <w:bottom w:w="30" w:type="dxa"/>
-              <w:end w:w="70" w:type="dxa"/>
-            </w:tcMar>
-          </w:tcPr>
-          <w:p>
-            <w:pPr>
-              <w:spacing w:before="0" w:after="0"/>
-              <w:jc w:val="center"/>
-            </w:pPr>
-            <w:r>
-              <w:rPr>
-                <w:rFonts w:ascii="Consolas" w:hAnsi="Consolas" w:cs="Consolas" w:eastAsia="Consolas"/>
-                <w:b w:val="0"/>
-                <w:i w:val="0"/>
-                <w:color w:val="1B1B1F"/>
-                <w:sz w:val="20"/>
-              </w:rPr>
-              <w:t>L</w:t>
-            </w:r>
-          </w:p>
-        </w:tc>
-        <w:tc>
-          <w:tcPr>
-            <w:tcW w:type="dxa" w:w="465"/>
-            <w:tcMar>
-              <w:top w:w="30" w:type="dxa"/>
-              <w:start w:w="70" w:type="dxa"/>
-              <w:bottom w:w="30" w:type="dxa"/>
-              <w:end w:w="70" w:type="dxa"/>
-            </w:tcMar>
-          </w:tcPr>
-          <w:p>
-            <w:pPr>
-              <w:spacing w:before="0" w:after="0"/>
-              <w:jc w:val="center"/>
-            </w:pPr>
-            <w:r>
-              <w:rPr>
-                <w:rFonts w:ascii="Consolas" w:hAnsi="Consolas" w:cs="Consolas" w:eastAsia="Consolas"/>
-                <w:b w:val="0"/>
-                <w:i w:val="0"/>
-                <w:color w:val="1B1B1F"/>
-                <w:sz w:val="20"/>
-              </w:rPr>
-              <w:t>Y</w:t>
-            </w:r>
-          </w:p>
-        </w:tc>
-        <w:tc>
-          <w:tcPr>
-            <w:tcW w:type="dxa" w:w="465"/>
-            <w:tcMar>
-              <w:top w:w="30" w:type="dxa"/>
-              <w:start w:w="70" w:type="dxa"/>
-              <w:bottom w:w="30" w:type="dxa"/>
-              <w:end w:w="70" w:type="dxa"/>
-            </w:tcMar>
-          </w:tcPr>
-          <w:p>
-            <w:pPr>
-              <w:spacing w:before="0" w:after="0"/>
-              <w:jc w:val="center"/>
-            </w:pPr>
-            <w:r>
-              <w:rPr>
-                <w:rFonts w:ascii="Consolas" w:hAnsi="Consolas" w:cs="Consolas" w:eastAsia="Consolas"/>
-                <w:b w:val="0"/>
-                <w:i w:val="0"/>
-                <w:color w:val="1B1B1F"/>
-                <w:sz w:val="20"/>
-              </w:rPr>
-              <w:t>L</w:t>
-            </w:r>
-          </w:p>
-        </w:tc>
-        <w:tc>
-          <w:tcPr>
-            <w:tcW w:type="dxa" w:w="465"/>
-            <w:tcMar>
-              <w:top w:w="30" w:type="dxa"/>
-              <w:start w:w="70" w:type="dxa"/>
-              <w:bottom w:w="30" w:type="dxa"/>
-              <w:end w:w="70" w:type="dxa"/>
-            </w:tcMar>
-          </w:tcPr>
-          <w:p>
-            <w:pPr>
-              <w:spacing w:before="0" w:after="0"/>
-              <w:jc w:val="center"/>
-            </w:pPr>
-            <w:r>
-              <w:rPr>
-                <w:rFonts w:ascii="Consolas" w:hAnsi="Consolas" w:cs="Consolas" w:eastAsia="Consolas"/>
-                <w:b w:val="0"/>
-                <w:i w:val="0"/>
-                <w:color w:val="1B1B1F"/>
-                <w:sz w:val="20"/>
-              </w:rPr>
-              <w:t>V</w:t>
+              <w:t>U</w:t>
             </w:r>
           </w:p>
         </w:tc>
@@ -4299,88 +4380,7 @@
                 <w:color w:val="1B1B1F"/>
                 <w:sz w:val="20"/>
               </w:rPr>
-              <w:t>H</w:t>
-            </w:r>
-          </w:p>
-        </w:tc>
-        <w:tc>
-          <w:tcPr>
-            <w:tcW w:type="dxa" w:w="465"/>
-            <w:tcMar>
-              <w:top w:w="30" w:type="dxa"/>
-              <w:start w:w="70" w:type="dxa"/>
-              <w:bottom w:w="30" w:type="dxa"/>
-              <w:end w:w="70" w:type="dxa"/>
-            </w:tcMar>
-          </w:tcPr>
-          <w:p>
-            <w:pPr>
-              <w:spacing w:before="0" w:after="0"/>
-              <w:jc w:val="center"/>
-            </w:pPr>
-            <w:r>
-              <w:rPr>
-                <w:rFonts w:ascii="Consolas" w:hAnsi="Consolas" w:cs="Consolas" w:eastAsia="Consolas"/>
-                <w:b w:val="0"/>
-                <w:i w:val="0"/>
-                <w:color w:val="1B1B1F"/>
-                <w:sz w:val="20"/>
-              </w:rPr>
-              <w:t>A</w:t>
-            </w:r>
-          </w:p>
-        </w:tc>
-        <w:tc>
-          <w:tcPr>
-            <w:tcW w:type="dxa" w:w="465"/>
-            <w:tcMar>
-              <w:top w:w="30" w:type="dxa"/>
-              <w:start w:w="70" w:type="dxa"/>
-              <w:bottom w:w="30" w:type="dxa"/>
-              <w:end w:w="70" w:type="dxa"/>
-            </w:tcMar>
-          </w:tcPr>
-          <w:p>
-            <w:pPr>
-              <w:spacing w:before="0" w:after="0"/>
-              <w:jc w:val="center"/>
-            </w:pPr>
-            <w:r>
-              <w:rPr>
-                <w:rFonts w:ascii="Consolas" w:hAnsi="Consolas" w:cs="Consolas" w:eastAsia="Consolas"/>
-                <w:b w:val="0"/>
-                <w:i w:val="0"/>
-                <w:color w:val="1B1B1F"/>
-                <w:sz w:val="20"/>
-              </w:rPr>
-              <w:t>V</w:t>
-            </w:r>
-          </w:p>
-        </w:tc>
-        <w:tc>
-          <w:tcPr>
-            <w:tcW w:type="dxa" w:w="465"/>
-            <w:tcMar>
-              <w:top w:w="30" w:type="dxa"/>
-              <w:start w:w="70" w:type="dxa"/>
-              <w:bottom w:w="30" w:type="dxa"/>
-              <w:end w:w="70" w:type="dxa"/>
-            </w:tcMar>
-          </w:tcPr>
-          <w:p>
-            <w:pPr>
-              <w:spacing w:before="0" w:after="0"/>
-              <w:jc w:val="center"/>
-            </w:pPr>
-            <w:r>
-              <w:rPr>
-                <w:rFonts w:ascii="Consolas" w:hAnsi="Consolas" w:cs="Consolas" w:eastAsia="Consolas"/>
-                <w:b w:val="0"/>
-                <w:i w:val="0"/>
-                <w:color w:val="1B1B1F"/>
-                <w:sz w:val="20"/>
-              </w:rPr>
-              <w:t>K</w:t>
+              <w:t>N</w:t>
             </w:r>
           </w:p>
         </w:tc>
